--- a/CN LAB/LAB 9/k240579_cn_lab_9_tasks.docx
+++ b/CN LAB/LAB 9/k240579_cn_lab_9_tasks.docx
@@ -4,7 +4,458 @@
   <w:body>
     <w:p>
       <w:r>
-        <w:t>as</w:t>
+        <w:t>Q1:</w:t>
+      </w:r>
+    </w:p>
+    <w:p>
+      <w:r>
+        <w:drawing>
+          <wp:inline distT="0" distB="0" distL="0" distR="0" wp14:anchorId="34A8EB76" wp14:editId="62642396">
+            <wp:extent cx="5943600" cy="3044825"/>
+            <wp:effectExtent l="0" t="0" r="0" b="3175"/>
+            <wp:docPr id="33351835" name="Picture 1"/>
+            <wp:cNvGraphicFramePr>
+              <a:graphicFrameLocks xmlns:a="http://schemas.openxmlformats.org/drawingml/2006/main" noChangeAspect="1"/>
+            </wp:cNvGraphicFramePr>
+            <a:graphic xmlns:a="http://schemas.openxmlformats.org/drawingml/2006/main">
+              <a:graphicData uri="http://schemas.openxmlformats.org/drawingml/2006/picture">
+                <pic:pic xmlns:pic="http://schemas.openxmlformats.org/drawingml/2006/picture">
+                  <pic:nvPicPr>
+                    <pic:cNvPr id="33351835" name=""/>
+                    <pic:cNvPicPr/>
+                  </pic:nvPicPr>
+                  <pic:blipFill>
+                    <a:blip r:embed="rId4"/>
+                    <a:stretch>
+                      <a:fillRect/>
+                    </a:stretch>
+                  </pic:blipFill>
+                  <pic:spPr>
+                    <a:xfrm>
+                      <a:off x="0" y="0"/>
+                      <a:ext cx="5943600" cy="3044825"/>
+                    </a:xfrm>
+                    <a:prstGeom prst="rect">
+                      <a:avLst/>
+                    </a:prstGeom>
+                  </pic:spPr>
+                </pic:pic>
+              </a:graphicData>
+            </a:graphic>
+          </wp:inline>
+        </w:drawing>
+      </w:r>
+    </w:p>
+    <w:p>
+      <w:r>
+        <w:t>Task 1:</w:t>
+      </w:r>
+    </w:p>
+    <w:p>
+      <w:r>
+        <w:drawing>
+          <wp:inline distT="0" distB="0" distL="0" distR="0" wp14:anchorId="779C1DFB" wp14:editId="2AEDAA1F">
+            <wp:extent cx="3643745" cy="3931819"/>
+            <wp:effectExtent l="0" t="0" r="0" b="0"/>
+            <wp:docPr id="1226722687" name="Picture 1"/>
+            <wp:cNvGraphicFramePr>
+              <a:graphicFrameLocks xmlns:a="http://schemas.openxmlformats.org/drawingml/2006/main" noChangeAspect="1"/>
+            </wp:cNvGraphicFramePr>
+            <a:graphic xmlns:a="http://schemas.openxmlformats.org/drawingml/2006/main">
+              <a:graphicData uri="http://schemas.openxmlformats.org/drawingml/2006/picture">
+                <pic:pic xmlns:pic="http://schemas.openxmlformats.org/drawingml/2006/picture">
+                  <pic:nvPicPr>
+                    <pic:cNvPr id="1226722687" name=""/>
+                    <pic:cNvPicPr/>
+                  </pic:nvPicPr>
+                  <pic:blipFill>
+                    <a:blip r:embed="rId5"/>
+                    <a:stretch>
+                      <a:fillRect/>
+                    </a:stretch>
+                  </pic:blipFill>
+                  <pic:spPr>
+                    <a:xfrm>
+                      <a:off x="0" y="0"/>
+                      <a:ext cx="3647306" cy="3935662"/>
+                    </a:xfrm>
+                    <a:prstGeom prst="rect">
+                      <a:avLst/>
+                    </a:prstGeom>
+                  </pic:spPr>
+                </pic:pic>
+              </a:graphicData>
+            </a:graphic>
+          </wp:inline>
+        </w:drawing>
+      </w:r>
+    </w:p>
+    <w:p/>
+    <w:p>
+      <w:r>
+        <w:lastRenderedPageBreak/>
+        <w:t>Task 2:</w:t>
+      </w:r>
+    </w:p>
+    <w:p>
+      <w:r>
+        <w:drawing>
+          <wp:inline distT="0" distB="0" distL="0" distR="0" wp14:anchorId="1B6A824D" wp14:editId="60158AA1">
+            <wp:extent cx="4648439" cy="1530429"/>
+            <wp:effectExtent l="0" t="0" r="0" b="0"/>
+            <wp:docPr id="74618488" name="Picture 1"/>
+            <wp:cNvGraphicFramePr>
+              <a:graphicFrameLocks xmlns:a="http://schemas.openxmlformats.org/drawingml/2006/main" noChangeAspect="1"/>
+            </wp:cNvGraphicFramePr>
+            <a:graphic xmlns:a="http://schemas.openxmlformats.org/drawingml/2006/main">
+              <a:graphicData uri="http://schemas.openxmlformats.org/drawingml/2006/picture">
+                <pic:pic xmlns:pic="http://schemas.openxmlformats.org/drawingml/2006/picture">
+                  <pic:nvPicPr>
+                    <pic:cNvPr id="74618488" name=""/>
+                    <pic:cNvPicPr/>
+                  </pic:nvPicPr>
+                  <pic:blipFill>
+                    <a:blip r:embed="rId6"/>
+                    <a:stretch>
+                      <a:fillRect/>
+                    </a:stretch>
+                  </pic:blipFill>
+                  <pic:spPr>
+                    <a:xfrm>
+                      <a:off x="0" y="0"/>
+                      <a:ext cx="4648439" cy="1530429"/>
+                    </a:xfrm>
+                    <a:prstGeom prst="rect">
+                      <a:avLst/>
+                    </a:prstGeom>
+                  </pic:spPr>
+                </pic:pic>
+              </a:graphicData>
+            </a:graphic>
+          </wp:inline>
+        </w:drawing>
+      </w:r>
+    </w:p>
+    <w:p>
+      <w:r>
+        <w:t>Q2:</w:t>
+      </w:r>
+    </w:p>
+    <w:p>
+      <w:r>
+        <w:drawing>
+          <wp:inline distT="0" distB="0" distL="0" distR="0" wp14:anchorId="1D51EFB9" wp14:editId="5A38A2C4">
+            <wp:extent cx="5943600" cy="2198370"/>
+            <wp:effectExtent l="0" t="0" r="0" b="0"/>
+            <wp:docPr id="981903337" name="Picture 1"/>
+            <wp:cNvGraphicFramePr>
+              <a:graphicFrameLocks xmlns:a="http://schemas.openxmlformats.org/drawingml/2006/main" noChangeAspect="1"/>
+            </wp:cNvGraphicFramePr>
+            <a:graphic xmlns:a="http://schemas.openxmlformats.org/drawingml/2006/main">
+              <a:graphicData uri="http://schemas.openxmlformats.org/drawingml/2006/picture">
+                <pic:pic xmlns:pic="http://schemas.openxmlformats.org/drawingml/2006/picture">
+                  <pic:nvPicPr>
+                    <pic:cNvPr id="981903337" name=""/>
+                    <pic:cNvPicPr/>
+                  </pic:nvPicPr>
+                  <pic:blipFill>
+                    <a:blip r:embed="rId7"/>
+                    <a:stretch>
+                      <a:fillRect/>
+                    </a:stretch>
+                  </pic:blipFill>
+                  <pic:spPr>
+                    <a:xfrm>
+                      <a:off x="0" y="0"/>
+                      <a:ext cx="5943600" cy="2198370"/>
+                    </a:xfrm>
+                    <a:prstGeom prst="rect">
+                      <a:avLst/>
+                    </a:prstGeom>
+                  </pic:spPr>
+                </pic:pic>
+              </a:graphicData>
+            </a:graphic>
+          </wp:inline>
+        </w:drawing>
+      </w:r>
+      <w:r>
+        <w:br/>
+      </w:r>
+      <w:r>
+        <w:t>Task 1:</w:t>
+      </w:r>
+    </w:p>
+    <w:p>
+      <w:r>
+        <w:t>1. Number of borrowed bits</w:t>
+      </w:r>
+    </w:p>
+    <w:p>
+      <w:r>
+        <w:t>We need 8 subnets.</w:t>
+      </w:r>
+    </w:p>
+    <w:p>
+      <w:r>
+        <w:t xml:space="preserve">2^n </w:t>
+      </w:r>
+      <w:r>
+        <w:t>&lt;=</w:t>
+      </w:r>
+      <w:r>
+        <w:t xml:space="preserve"> 8</w:t>
+      </w:r>
+    </w:p>
+    <w:p>
+      <w:r>
+        <w:t xml:space="preserve">2^3 = 8 </w:t>
+      </w:r>
+    </w:p>
+    <w:p>
+      <w:r>
+        <w:t>2. Network prefix</w:t>
+      </w:r>
+    </w:p>
+    <w:p>
+      <w:r>
+        <w:t>The default prefix for Class A address 20.0.0.0 is /8.</w:t>
+      </w:r>
+    </w:p>
+    <w:p>
+      <w:r>
+        <w:t>New prefix = 8+3=</w:t>
+      </w:r>
+      <w:r>
+        <w:t xml:space="preserve"> /</w:t>
+      </w:r>
+      <w:r>
+        <w:t>11</w:t>
+      </w:r>
+    </w:p>
+    <w:p>
+      <w:r>
+        <w:t>3. Subnet mask</w:t>
+      </w:r>
+    </w:p>
+    <w:p>
+      <w:r>
+        <w:t>The first 8 bits are network bits, and we borrow 3 additional bits from the second octet.</w:t>
+      </w:r>
+    </w:p>
+    <w:p>
+      <w:r>
+        <w:t>Binary subnet mask:</w:t>
+      </w:r>
+    </w:p>
+    <w:p>
+      <w:r>
+        <w:t>11111111.11100000.00000000.00000000</w:t>
+      </w:r>
+    </w:p>
+    <w:p>
+      <w:r>
+        <w:t>Convert each octet to decimal:</w:t>
+      </w:r>
+    </w:p>
+    <w:p>
+      <w:r>
+        <w:lastRenderedPageBreak/>
+        <w:t>255.224.0.0</w:t>
+      </w:r>
+    </w:p>
+    <w:p>
+      <w:r>
+        <w:t>Therefore, the subnet mask is 255.224.0.0 (/11).</w:t>
+      </w:r>
+    </w:p>
+    <w:p>
+      <w:r>
+        <w:t>4. Usable hosts per subnet</w:t>
+      </w:r>
+    </w:p>
+    <w:p>
+      <w:r>
+        <w:t>IPv4 addresses contain 32 bits. After borrowing 3 bits, the remaining host bits are:</w:t>
+      </w:r>
+    </w:p>
+    <w:p>
+      <w:r>
+        <w:t>32-11=21</w:t>
+      </w:r>
+      <w:r>
+        <w:t xml:space="preserve"> host bits</w:t>
+      </w:r>
+    </w:p>
+    <w:p>
+      <w:r>
+        <w:t>Total addresses per subnet:</w:t>
+      </w:r>
+    </w:p>
+    <w:p>
+      <w:r>
+        <w:t>2^21=2,097,152</w:t>
+      </w:r>
+    </w:p>
+    <w:p>
+      <w:r>
+        <w:t>Subtract the network and broadcast addresses:</w:t>
+      </w:r>
+    </w:p>
+    <w:p>
+      <w:r>
+        <w:t>(</w:t>
+      </w:r>
+      <w:r>
+        <w:t>2^</w:t>
+      </w:r>
+      <w:r>
+        <w:t>(</w:t>
+      </w:r>
+      <w:r>
+        <w:t>21</w:t>
+      </w:r>
+      <w:r>
+        <w:t>))</w:t>
+      </w:r>
+      <w:r>
+        <w:t>-2</w:t>
+      </w:r>
+      <w:r>
+        <w:t>=</w:t>
+      </w:r>
+      <w:r>
+        <w:t>2,097,150</w:t>
+      </w:r>
+    </w:p>
+    <w:p>
+      <w:r>
+        <w:t>5. Block size</w:t>
+      </w:r>
+    </w:p>
+    <w:p>
+      <w:r>
+        <w:t xml:space="preserve">The </w:t>
+      </w:r>
+      <w:r>
+        <w:t xml:space="preserve">concerned </w:t>
+      </w:r>
+      <w:r>
+        <w:t>octet is the second octet because its subnet mask value is 224.</w:t>
+      </w:r>
+    </w:p>
+    <w:p>
+      <w:r>
+        <w:t>Block size</w:t>
+      </w:r>
+      <w:r>
+        <w:t xml:space="preserve"> </w:t>
+      </w:r>
+      <w:r>
+        <w:t>=</w:t>
+      </w:r>
+      <w:r>
+        <w:t xml:space="preserve"> </w:t>
+      </w:r>
+      <w:r>
+        <w:t>256-224</w:t>
+      </w:r>
+      <w:r>
+        <w:t xml:space="preserve"> = </w:t>
+      </w:r>
+      <w:r>
+        <w:t>32</w:t>
+      </w:r>
+    </w:p>
+    <w:p>
+      <w:r>
+        <w:t>The subnet network addresses therefore increase by 32 in the second octet.</w:t>
+      </w:r>
+    </w:p>
+    <w:p/>
+    <w:p>
+      <w:r>
+        <w:t>Task 2:</w:t>
+      </w:r>
+    </w:p>
+    <w:p>
+      <w:r>
+        <w:drawing>
+          <wp:inline distT="0" distB="0" distL="0" distR="0" wp14:anchorId="10EB0EAF" wp14:editId="27994308">
+            <wp:extent cx="5766619" cy="3236946"/>
+            <wp:effectExtent l="0" t="0" r="5715" b="1905"/>
+            <wp:docPr id="191139801" name="Picture 1"/>
+            <wp:cNvGraphicFramePr>
+              <a:graphicFrameLocks xmlns:a="http://schemas.openxmlformats.org/drawingml/2006/main" noChangeAspect="1"/>
+            </wp:cNvGraphicFramePr>
+            <a:graphic xmlns:a="http://schemas.openxmlformats.org/drawingml/2006/main">
+              <a:graphicData uri="http://schemas.openxmlformats.org/drawingml/2006/picture">
+                <pic:pic xmlns:pic="http://schemas.openxmlformats.org/drawingml/2006/picture">
+                  <pic:nvPicPr>
+                    <pic:cNvPr id="191139801" name=""/>
+                    <pic:cNvPicPr/>
+                  </pic:nvPicPr>
+                  <pic:blipFill>
+                    <a:blip r:embed="rId8"/>
+                    <a:stretch>
+                      <a:fillRect/>
+                    </a:stretch>
+                  </pic:blipFill>
+                  <pic:spPr>
+                    <a:xfrm>
+                      <a:off x="0" y="0"/>
+                      <a:ext cx="5771424" cy="3239643"/>
+                    </a:xfrm>
+                    <a:prstGeom prst="rect">
+                      <a:avLst/>
+                    </a:prstGeom>
+                  </pic:spPr>
+                </pic:pic>
+              </a:graphicData>
+            </a:graphic>
+          </wp:inline>
+        </w:drawing>
+      </w:r>
+    </w:p>
+    <w:p/>
+    <w:p>
+      <w:r>
+        <w:lastRenderedPageBreak/>
+        <w:drawing>
+          <wp:inline distT="0" distB="0" distL="0" distR="0" wp14:anchorId="394F518A" wp14:editId="0BD2160D">
+            <wp:extent cx="5943600" cy="2420620"/>
+            <wp:effectExtent l="0" t="0" r="0" b="0"/>
+            <wp:docPr id="587124697" name="Picture 1"/>
+            <wp:cNvGraphicFramePr>
+              <a:graphicFrameLocks xmlns:a="http://schemas.openxmlformats.org/drawingml/2006/main" noChangeAspect="1"/>
+            </wp:cNvGraphicFramePr>
+            <a:graphic xmlns:a="http://schemas.openxmlformats.org/drawingml/2006/main">
+              <a:graphicData uri="http://schemas.openxmlformats.org/drawingml/2006/picture">
+                <pic:pic xmlns:pic="http://schemas.openxmlformats.org/drawingml/2006/picture">
+                  <pic:nvPicPr>
+                    <pic:cNvPr id="587124697" name=""/>
+                    <pic:cNvPicPr/>
+                  </pic:nvPicPr>
+                  <pic:blipFill>
+                    <a:blip r:embed="rId9"/>
+                    <a:stretch>
+                      <a:fillRect/>
+                    </a:stretch>
+                  </pic:blipFill>
+                  <pic:spPr>
+                    <a:xfrm>
+                      <a:off x="0" y="0"/>
+                      <a:ext cx="5943600" cy="2420620"/>
+                    </a:xfrm>
+                    <a:prstGeom prst="rect">
+                      <a:avLst/>
+                    </a:prstGeom>
+                  </pic:spPr>
+                </pic:pic>
+              </a:graphicData>
+            </a:graphic>
+          </wp:inline>
+        </w:drawing>
       </w:r>
     </w:p>
     <w:sectPr>
